--- a/artifacts/HR-04/build/scorecard-ca-001-recruiter-screen.docx
+++ b/artifacts/HR-04/build/scorecard-ca-001-recruiter-screen.docx
@@ -20,7 +20,7 @@
         </w:numPr>
       </w:pPr>
       <w:r>
-        <w:t xml:space="preserve">Scorecard ID: SCD-2026-0002</w:t>
+        <w:t xml:space="preserve">Scorecard ID: SCD-2026-0003</w:t>
       </w:r>
     </w:p>
     <w:p>
@@ -44,7 +44,7 @@
         </w:numPr>
       </w:pPr>
       <w:r>
-        <w:t xml:space="preserve">Requisition ID: RQN-2026-0105</w:t>
+        <w:t xml:space="preserve">Requisition ID: RQN-2026-0106</w:t>
       </w:r>
     </w:p>
     <w:p>
@@ -68,7 +68,7 @@
         </w:numPr>
       </w:pPr>
       <w:r>
-        <w:t xml:space="preserve">Interviewer: Lior Fenmore (Recruiter)</w:t>
+        <w:t xml:space="preserve">Interviewer: Sable Underhill (Recruiter)</w:t>
       </w:r>
     </w:p>
     <w:p>
@@ -80,7 +80,7 @@
         </w:numPr>
       </w:pPr>
       <w:r>
-        <w:t xml:space="preserve">Panelist employee ID: EMP-0512</w:t>
+        <w:t xml:space="preserve">Panelist employee ID: EMP-0517</w:t>
       </w:r>
     </w:p>
     <w:p>
@@ -198,7 +198,7 @@
               <w:pStyle w:val="Compact"/>
             </w:pPr>
             <w:r>
-              <w:t xml:space="preserve">Written communication (CMP-04)</w:t>
+              <w:t xml:space="preserve">Collaboration across teams (CMP-05)</w:t>
             </w:r>
           </w:p>
         </w:tc>
@@ -220,7 +220,7 @@
               <w:pStyle w:val="Compact"/>
             </w:pPr>
             <w:r>
-              <w:t xml:space="preserve">Keeps change notes in one place, each carrying the before, the after, a date and what breaks for a consumer who does nothing, and rewrote the template beside an analyst from a consuming operations group after that group told her the first versions were unreadable.</w:t>
+              <w:t xml:space="preserve">Nobody on her last program reported to her, and the habit she has built is to ask what each person is already measured on before asking them for anything. Named a team that had been burned by an earlier program and described running two cycles where she asked for less than she needed and delivered exactly what she said before they came to her.</w:t>
             </w:r>
           </w:p>
         </w:tc>
@@ -233,7 +233,7 @@
               <w:pStyle w:val="Compact"/>
             </w:pPr>
             <w:r>
-              <w:t xml:space="preserve">Collaboration across teams (CMP-05)</w:t>
+              <w:t xml:space="preserve">Customer empathy (CMP-06)</w:t>
             </w:r>
           </w:p>
         </w:tc>
@@ -255,7 +255,7 @@
               <w:pStyle w:val="Compact"/>
             </w:pPr>
             <w:r>
-              <w:t xml:space="preserve">Describes every change of shape as a negotiation with people who did not choose to be in it, and gave a deprecation that broke on a weekend as the case that changed her practice. The evidence is her own habit rather than a named joint piece of work.</w:t>
+              <w:t xml:space="preserve">Sat in on support calls for a fortnight before writing anything, then described the work as being asked the same question twice and then waiting rather than as the migration it was being called internally, which settled an ordering argument in an afternoon. Specific and unrehearsed, but it is one rollout rather than a habit she showed twice.</w:t>
             </w:r>
           </w:p>
         </w:tc>
